--- a/QY.docx
+++ b/QY.docx
@@ -97,151 +97,95 @@
     <w:p>
       <w:pPr>
         <w:spacing w:line="400" w:lineRule="exact"/>
-        <w:ind w:firstLineChars="200" w:firstLine="720"/>
-        <w:rPr>
-          <w:rFonts w:ascii="树上的向日葵" w:eastAsia="树上的向日葵" w:hAnsi="宋体" w:hint="eastAsia"/>
-          <w:sz w:val="36"/>
-          <w:szCs w:val="36"/>
+        <w:ind w:firstLineChars="200" w:firstLine="880"/>
+        <w:rPr>
+          <w:rFonts w:ascii="树上的向日葵" w:eastAsia="树上的向日葵" w:hAnsi="宋体"/>
+          <w:sz w:val="44"/>
+          <w:szCs w:val="44"/>
         </w:rPr>
       </w:pPr>
       <w:r>
         <w:rPr>
           <w:rFonts w:ascii="树上的向日葵" w:eastAsia="树上的向日葵" w:hAnsi="宋体"/>
-          <w:sz w:val="36"/>
-          <w:szCs w:val="36"/>
-        </w:rPr>
-        <w:t>岁月缓缓流淌，成长悄然发生。翻开这本作文集，每一页都印着时光的足迹，每一篇都藏着少年最真诚的心。这里有生活的喜怒哀乐，有成长的困惑与感悟，有相遇的温暖，有离别的不舍，有坚持的汗水，也有平凡里的微光。文字或许稚嫩，情感却滚烫；篇幅虽短，心事却长。它们真实记录了一段独一无二的青春，也见证了我从懵懂走向成熟、从脆弱走向坚强的完整旅程。</w:t>
+          <w:sz w:val="44"/>
+          <w:szCs w:val="44"/>
+        </w:rPr>
+        <w:t>岁月缓缓流淌，成长悄然发生。翻开这本作文集，每一页都印着时光的足迹，每一篇都藏着少年最真诚的心。这里有生活的喜怒哀乐，有成长的困惑与感悟，有相遇的温暖，也有离别的不舍。文字或许稚嫩，情感却滚烫，它们真实记录了一段独一无二的青春，见证了我从懵懂走向成熟、从脆弱走向坚强的旅程。</w:t>
       </w:r>
     </w:p>
     <w:p>
       <w:pPr>
         <w:spacing w:line="400" w:lineRule="exact"/>
-        <w:ind w:firstLineChars="200" w:firstLine="720"/>
-        <w:rPr>
-          <w:rFonts w:ascii="树上的向日葵" w:eastAsia="树上的向日葵" w:hAnsi="宋体" w:hint="eastAsia"/>
-          <w:sz w:val="36"/>
-          <w:szCs w:val="36"/>
+        <w:ind w:firstLineChars="200" w:firstLine="880"/>
+        <w:rPr>
+          <w:rFonts w:ascii="树上的向日葵" w:eastAsia="树上的向日葵" w:hAnsi="宋体"/>
+          <w:sz w:val="44"/>
+          <w:szCs w:val="44"/>
         </w:rPr>
       </w:pPr>
       <w:r>
         <w:rPr>
           <w:rFonts w:ascii="树上的向日葵" w:eastAsia="树上的向日葵" w:hAnsi="宋体"/>
-          <w:sz w:val="36"/>
-          <w:szCs w:val="36"/>
-        </w:rPr>
-        <w:t>成长，是一场不断遇见温暖的旅程。人生总有不期而遇的温柔：失意的雨天，陌生人一句鼓励，驱散心底的乌云；迷茫的时刻，老师一句点拨，点亮前行的方向；孤单的日子，朋友一路相伴，给予勇气与力量。这些平凡的瞬间，像一束</w:t>
-      </w:r>
-      <w:proofErr w:type="gramStart"/>
-      <w:r>
-        <w:rPr>
-          <w:rFonts w:ascii="树上的向日葵" w:eastAsia="树上的向日葵" w:hAnsi="宋体"/>
-          <w:sz w:val="36"/>
-          <w:szCs w:val="36"/>
-        </w:rPr>
-        <w:t>束</w:t>
-      </w:r>
-      <w:proofErr w:type="gramEnd"/>
-      <w:r>
-        <w:rPr>
-          <w:rFonts w:ascii="树上的向日葵" w:eastAsia="树上的向日葵" w:hAnsi="宋体"/>
-          <w:sz w:val="36"/>
-          <w:szCs w:val="36"/>
-        </w:rPr>
-        <w:t>微光，温柔了岁月，治愈了不安，也悄悄教会我：人间有爱，人间值得，每一次善意都值得铭记。</w:t>
+          <w:sz w:val="44"/>
+          <w:szCs w:val="44"/>
+        </w:rPr>
+        <w:t>成长，是一场遇见温暖的旅程。失意时陌生人的鼓励，迷茫时老师的点拨，孤单时朋友的相伴，这些平凡的瞬间，像微光般温柔了岁月，也让我懂得人间有爱、人间值得。步入七年级，成长多了一份压力与担当，深夜的灯光、反复演算的草稿，曾让我焦虑疲惫，但我渐渐明白，压力是磨砺，困难是阶梯，唯有坚持自律，才能遇见更好的自己。</w:t>
       </w:r>
     </w:p>
     <w:p>
       <w:pPr>
         <w:spacing w:line="400" w:lineRule="exact"/>
-        <w:ind w:firstLineChars="200" w:firstLine="720"/>
-        <w:rPr>
-          <w:rFonts w:ascii="树上的向日葵" w:eastAsia="树上的向日葵" w:hAnsi="宋体" w:hint="eastAsia"/>
-          <w:sz w:val="36"/>
-          <w:szCs w:val="36"/>
+        <w:ind w:firstLineChars="200" w:firstLine="880"/>
+        <w:rPr>
+          <w:rFonts w:ascii="树上的向日葵" w:eastAsia="树上的向日葵" w:hAnsi="宋体"/>
+          <w:sz w:val="44"/>
+          <w:szCs w:val="44"/>
         </w:rPr>
       </w:pPr>
       <w:r>
         <w:rPr>
           <w:rFonts w:ascii="树上的向日葵" w:eastAsia="树上的向日葵" w:hAnsi="宋体"/>
-          <w:sz w:val="36"/>
-          <w:szCs w:val="36"/>
-        </w:rPr>
-        <w:t>步入七年级，成长多了一份压力，也多了一份担当。课程增多，作业变重，难题接踵而至，压力扑面而来。深夜的灯光、反复演算的草稿、背了又忘的单词，都曾让我焦虑、疲惫，甚至想要放弃。但慢慢明白，成长从不是一帆风顺的坦途，压力是磨砺，困难是阶梯，唯有坚持、自律、不放弃，才能跨过难关，遇见更好的自己。</w:t>
+          <w:sz w:val="44"/>
+          <w:szCs w:val="44"/>
+        </w:rPr>
+        <w:t>成长中也有离别的酸涩，挚友远去，朝夕相伴的时光变成心底最柔软的珍藏。思念虽苦，却让我学会珍惜，也懂得真正的友谊不会</w:t>
+      </w:r>
+      <w:proofErr w:type="gramStart"/>
+      <w:r>
+        <w:rPr>
+          <w:rFonts w:ascii="树上的向日葵" w:eastAsia="树上的向日葵" w:hAnsi="宋体"/>
+          <w:sz w:val="44"/>
+          <w:szCs w:val="44"/>
+        </w:rPr>
+        <w:t>被距离</w:t>
+      </w:r>
+      <w:proofErr w:type="gramEnd"/>
+      <w:r>
+        <w:rPr>
+          <w:rFonts w:ascii="树上的向日葵" w:eastAsia="树上的向日葵" w:hAnsi="宋体"/>
+          <w:sz w:val="44"/>
+          <w:szCs w:val="44"/>
+        </w:rPr>
+        <w:t>打败。成长更是自我突破，运动会上的坚持、低谷中的奋起、犯错后的反思，都让我明白，平凡的努力也能绽放光芒。</w:t>
       </w:r>
     </w:p>
     <w:p>
       <w:pPr>
         <w:spacing w:line="400" w:lineRule="exact"/>
-        <w:ind w:firstLineChars="200" w:firstLine="720"/>
-        <w:rPr>
-          <w:rFonts w:ascii="树上的向日葵" w:eastAsia="树上的向日葵" w:hAnsi="宋体" w:hint="eastAsia"/>
-          <w:sz w:val="36"/>
-          <w:szCs w:val="36"/>
+        <w:ind w:firstLineChars="200" w:firstLine="880"/>
+        <w:rPr>
+          <w:rFonts w:ascii="树上的向日葵" w:eastAsia="树上的向日葵" w:hAnsi="宋体"/>
+          <w:sz w:val="44"/>
+          <w:szCs w:val="44"/>
         </w:rPr>
       </w:pPr>
       <w:r>
         <w:rPr>
           <w:rFonts w:ascii="树上的向日葵" w:eastAsia="树上的向日葵" w:hAnsi="宋体"/>
-          <w:sz w:val="36"/>
-          <w:szCs w:val="36"/>
-        </w:rPr>
-        <w:t>成长，也藏着离别的酸涩与思念的绵长。挚友远去，朝夕相伴的时光变成回忆，那些一起说笑、一起奔跑、一起分享秘密的日子，都成了心底最柔软的珍藏。思念虽苦，却也让我学会珍惜；约定虽远，却给我前行的力量。原来真正的友谊，不会</w:t>
-      </w:r>
-      <w:proofErr w:type="gramStart"/>
-      <w:r>
-        <w:rPr>
-          <w:rFonts w:ascii="树上的向日葵" w:eastAsia="树上的向日葵" w:hAnsi="宋体"/>
-          <w:sz w:val="36"/>
-          <w:szCs w:val="36"/>
-        </w:rPr>
-        <w:t>被距离</w:t>
-      </w:r>
-      <w:proofErr w:type="gramEnd"/>
-      <w:r>
-        <w:rPr>
-          <w:rFonts w:ascii="树上的向日葵" w:eastAsia="树上的向日葵" w:hAnsi="宋体"/>
-          <w:sz w:val="36"/>
-          <w:szCs w:val="36"/>
-        </w:rPr>
-        <w:t>打败，只会在时光里愈发温暖坚定。</w:t>
-      </w:r>
-    </w:p>
-    <w:p>
-      <w:pPr>
-        <w:spacing w:line="400" w:lineRule="exact"/>
-        <w:ind w:firstLineChars="200" w:firstLine="720"/>
-        <w:rPr>
-          <w:rFonts w:ascii="树上的向日葵" w:eastAsia="树上的向日葵" w:hAnsi="宋体" w:hint="eastAsia"/>
-          <w:sz w:val="36"/>
-          <w:szCs w:val="36"/>
-        </w:rPr>
-      </w:pPr>
-      <w:r>
-        <w:rPr>
-          <w:rFonts w:ascii="树上的向日葵" w:eastAsia="树上的向日葵" w:hAnsi="宋体"/>
-          <w:sz w:val="36"/>
-          <w:szCs w:val="36"/>
-        </w:rPr>
-        <w:t>成长，更是一次次自我突破。运动会咬牙跑完的长跑、低谷中重新站起的努力、犯错后愧疚中的反思、平凡日子里默默的坚持，都让我懂得：坚持，让平凡闪光；努力，让梦想开花；善良，让世界温暖。平凡生活从不缺少美好：秋日的绚烂、陌生人的善意、普通人的坚守、真挚的情谊，都在悄悄照亮前行的路。</w:t>
-      </w:r>
-    </w:p>
-    <w:p>
-      <w:pPr>
-        <w:spacing w:line="400" w:lineRule="exact"/>
-        <w:ind w:firstLineChars="200" w:firstLine="720"/>
-        <w:rPr>
-          <w:rFonts w:ascii="树上的向日葵" w:eastAsia="树上的向日葵" w:hAnsi="宋体" w:hint="eastAsia"/>
-          <w:sz w:val="36"/>
-          <w:szCs w:val="36"/>
-        </w:rPr>
-      </w:pPr>
-      <w:r>
-        <w:rPr>
-          <w:rFonts w:ascii="树上的向日葵" w:eastAsia="树上的向日葵" w:hAnsi="宋体"/>
-          <w:sz w:val="36"/>
-          <w:szCs w:val="36"/>
-        </w:rPr>
-        <w:t>这些文字，虽不够成熟华丽，却字字真心、句句赤诚。它们是成长的脚印，是青春的独白，是时光留给我的珍贵礼物。愿这本作文集，留住岁月、珍藏感动；也愿我永远心怀热爱、眼有星光，不惧风雨、勇敢前行，在成长路上，一路向阳、一路逐光，不负时光，不负自己，奔赴属于自己的山海与远方。</w:t>
+          <w:sz w:val="44"/>
+          <w:szCs w:val="44"/>
+        </w:rPr>
+        <w:t>这些文字字字真心、句句赤诚，是成长的脚印，是时光的礼物。愿这本作文集留住岁月与感动，也愿我心怀热爱、眼有星光，在成长路上一路向阳，不负时光，不负自己，奔赴属于自己的远方。</w:t>
       </w:r>
     </w:p>
     <w:sectPr>
@@ -914,7 +858,6 @@
   <w:style w:type="character" w:default="1" w:styleId="a0">
     <w:name w:val="Default Paragraph Font"/>
     <w:uiPriority w:val="1"/>
-    <w:semiHidden/>
     <w:unhideWhenUsed/>
   </w:style>
   <w:style w:type="table" w:default="1" w:styleId="a1">

--- a/QY.docx
+++ b/QY.docx
@@ -99,7 +99,7 @@
         <w:spacing w:line="400" w:lineRule="exact"/>
         <w:ind w:firstLineChars="200" w:firstLine="880"/>
         <w:rPr>
-          <w:rFonts w:ascii="树上的向日葵" w:eastAsia="树上的向日葵" w:hAnsi="宋体"/>
+          <w:rFonts w:ascii="树上的向日葵" w:eastAsia="树上的向日葵" w:hAnsi="宋体" w:hint="eastAsia"/>
           <w:sz w:val="44"/>
           <w:szCs w:val="44"/>
         </w:rPr>
@@ -110,7 +110,23 @@
           <w:sz w:val="44"/>
           <w:szCs w:val="44"/>
         </w:rPr>
-        <w:t>岁月缓缓流淌，成长悄然发生。翻开这本作文集，每一页都印着时光的足迹，每一篇都藏着少年最真诚的心。这里有生活的喜怒哀乐，有成长的困惑与感悟，有相遇的温暖，也有离别的不舍。文字或许稚嫩，情感却滚烫，它们真实记录了一段独一无二的青春，见证了我从懵懂走向成熟、从脆弱走向坚强的旅程。</w:t>
+        <w:t>岁月缓缓流淌，成长悄然发生。翻开这本作文集，每一页都印着时光的足迹，每一篇都藏着少年最真诚的心。这里有生活的喜怒哀乐，有成长的困惑与感悟，有相遇的温暖，也有离别的不舍。文字或许稚嫩，情感却滚烫，它们真实记录了一段独一无二的青春，见证了</w:t>
+      </w:r>
+      <w:r>
+        <w:rPr>
+          <w:rFonts w:ascii="树上的向日葵" w:eastAsia="树上的向日葵" w:hAnsi="宋体"/>
+          <w:sz w:val="44"/>
+          <w:szCs w:val="44"/>
+        </w:rPr>
+        <w:t>我们</w:t>
+      </w:r>
+      <w:r>
+        <w:rPr>
+          <w:rFonts w:ascii="树上的向日葵" w:eastAsia="树上的向日葵" w:hAnsi="宋体"/>
+          <w:sz w:val="44"/>
+          <w:szCs w:val="44"/>
+        </w:rPr>
+        <w:t>从懵懂走向成熟、从脆弱走向坚强的旅程。</w:t>
       </w:r>
     </w:p>
     <w:p>
@@ -118,7 +134,7 @@
         <w:spacing w:line="400" w:lineRule="exact"/>
         <w:ind w:firstLineChars="200" w:firstLine="880"/>
         <w:rPr>
-          <w:rFonts w:ascii="树上的向日葵" w:eastAsia="树上的向日葵" w:hAnsi="宋体"/>
+          <w:rFonts w:ascii="树上的向日葵" w:eastAsia="树上的向日葵" w:hAnsi="宋体" w:hint="eastAsia"/>
           <w:sz w:val="44"/>
           <w:szCs w:val="44"/>
         </w:rPr>
@@ -129,7 +145,55 @@
           <w:sz w:val="44"/>
           <w:szCs w:val="44"/>
         </w:rPr>
-        <w:t>成长，是一场遇见温暖的旅程。失意时陌生人的鼓励，迷茫时老师的点拨，孤单时朋友的相伴，这些平凡的瞬间，像微光般温柔了岁月，也让我懂得人间有爱、人间值得。步入七年级，成长多了一份压力与担当，深夜的灯光、反复演算的草稿，曾让我焦虑疲惫，但我渐渐明白，压力是磨砺，困难是阶梯，唯有坚持自律，才能遇见更好的自己。</w:t>
+        <w:t>成长，是一场遇见温暖的旅程。失意时陌生人的鼓励，迷茫时老师的点拨，孤单时朋友的相伴，这些平凡的瞬间，像微光般温柔了岁月，也让</w:t>
+      </w:r>
+      <w:r>
+        <w:rPr>
+          <w:rFonts w:ascii="树上的向日葵" w:eastAsia="树上的向日葵" w:hAnsi="宋体"/>
+          <w:sz w:val="44"/>
+          <w:szCs w:val="44"/>
+        </w:rPr>
+        <w:t>我们</w:t>
+      </w:r>
+      <w:r>
+        <w:rPr>
+          <w:rFonts w:ascii="树上的向日葵" w:eastAsia="树上的向日葵" w:hAnsi="宋体"/>
+          <w:sz w:val="44"/>
+          <w:szCs w:val="44"/>
+        </w:rPr>
+        <w:t>懂得人间有爱、人间值得。步入七年级，成长多了一份压力与担当，深夜的灯光、反复演算的草稿，曾让</w:t>
+      </w:r>
+      <w:r>
+        <w:rPr>
+          <w:rFonts w:ascii="树上的向日葵" w:eastAsia="树上的向日葵" w:hAnsi="宋体"/>
+          <w:sz w:val="44"/>
+          <w:szCs w:val="44"/>
+        </w:rPr>
+        <w:t>我们</w:t>
+      </w:r>
+      <w:r>
+        <w:rPr>
+          <w:rFonts w:ascii="树上的向日葵" w:eastAsia="树上的向日葵" w:hAnsi="宋体"/>
+          <w:sz w:val="44"/>
+          <w:szCs w:val="44"/>
+        </w:rPr>
+        <w:t>焦虑疲惫，但</w:t>
+      </w:r>
+      <w:r>
+        <w:rPr>
+          <w:rFonts w:ascii="树上的向日葵" w:eastAsia="树上的向日葵" w:hAnsi="宋体"/>
+          <w:sz w:val="44"/>
+          <w:szCs w:val="44"/>
+        </w:rPr>
+        <w:t>我们</w:t>
+      </w:r>
+      <w:r>
+        <w:rPr>
+          <w:rFonts w:ascii="树上的向日葵" w:eastAsia="树上的向日葵" w:hAnsi="宋体"/>
+          <w:sz w:val="44"/>
+          <w:szCs w:val="44"/>
+        </w:rPr>
+        <w:t>渐渐明白，压力是磨砺，困难是阶梯，唯有坚持自律，才能遇见更好的自己。</w:t>
       </w:r>
     </w:p>
     <w:p>
@@ -137,7 +201,7 @@
         <w:spacing w:line="400" w:lineRule="exact"/>
         <w:ind w:firstLineChars="200" w:firstLine="880"/>
         <w:rPr>
-          <w:rFonts w:ascii="树上的向日葵" w:eastAsia="树上的向日葵" w:hAnsi="宋体"/>
+          <w:rFonts w:ascii="树上的向日葵" w:eastAsia="树上的向日葵" w:hAnsi="宋体" w:hint="eastAsia"/>
           <w:sz w:val="44"/>
           <w:szCs w:val="44"/>
         </w:rPr>
@@ -148,7 +212,23 @@
           <w:sz w:val="44"/>
           <w:szCs w:val="44"/>
         </w:rPr>
-        <w:t>成长中也有离别的酸涩，挚友远去，朝夕相伴的时光变成心底最柔软的珍藏。思念虽苦，却让我学会珍惜，也懂得真正的友谊不会</w:t>
+        <w:t>成长中也有离别的酸涩，挚友远去，朝夕相伴的时光变成心底最柔软的珍藏。思念虽苦，却让</w:t>
+      </w:r>
+      <w:r>
+        <w:rPr>
+          <w:rFonts w:ascii="树上的向日葵" w:eastAsia="树上的向日葵" w:hAnsi="宋体"/>
+          <w:sz w:val="44"/>
+          <w:szCs w:val="44"/>
+        </w:rPr>
+        <w:t>我们</w:t>
+      </w:r>
+      <w:r>
+        <w:rPr>
+          <w:rFonts w:ascii="树上的向日葵" w:eastAsia="树上的向日葵" w:hAnsi="宋体"/>
+          <w:sz w:val="44"/>
+          <w:szCs w:val="44"/>
+        </w:rPr>
+        <w:t>学会珍惜，也懂得真正的友谊不会</w:t>
       </w:r>
       <w:proofErr w:type="gramStart"/>
       <w:r>
@@ -166,7 +246,39 @@
           <w:sz w:val="44"/>
           <w:szCs w:val="44"/>
         </w:rPr>
-        <w:t>打败。成长更是自我突破，运动会上的坚持、低谷中的奋起、犯错后的反思，都让我明白，平凡的努力也能绽放光芒。</w:t>
+        <w:t>打败。成长更是自</w:t>
+      </w:r>
+      <w:r>
+        <w:rPr>
+          <w:rFonts w:ascii="树上的向日葵" w:eastAsia="树上的向日葵" w:hAnsi="宋体"/>
+          <w:sz w:val="44"/>
+          <w:szCs w:val="44"/>
+        </w:rPr>
+        <w:t>我们</w:t>
+      </w:r>
+      <w:r>
+        <w:rPr>
+          <w:rFonts w:ascii="树上的向日葵" w:eastAsia="树上的向日葵" w:hAnsi="宋体"/>
+          <w:sz w:val="44"/>
+          <w:szCs w:val="44"/>
+        </w:rPr>
+        <w:t>突破，运动会上的坚持、低谷中的奋起、犯错后的反思，都让</w:t>
+      </w:r>
+      <w:r>
+        <w:rPr>
+          <w:rFonts w:ascii="树上的向日葵" w:eastAsia="树上的向日葵" w:hAnsi="宋体"/>
+          <w:sz w:val="44"/>
+          <w:szCs w:val="44"/>
+        </w:rPr>
+        <w:t>我们</w:t>
+      </w:r>
+      <w:r>
+        <w:rPr>
+          <w:rFonts w:ascii="树上的向日葵" w:eastAsia="树上的向日葵" w:hAnsi="宋体"/>
+          <w:sz w:val="44"/>
+          <w:szCs w:val="44"/>
+        </w:rPr>
+        <w:t>明白，平凡的努力也能绽放光芒。</w:t>
       </w:r>
     </w:p>
     <w:p>
@@ -174,7 +286,7 @@
         <w:spacing w:line="400" w:lineRule="exact"/>
         <w:ind w:firstLineChars="200" w:firstLine="880"/>
         <w:rPr>
-          <w:rFonts w:ascii="树上的向日葵" w:eastAsia="树上的向日葵" w:hAnsi="宋体"/>
+          <w:rFonts w:ascii="树上的向日葵" w:eastAsia="树上的向日葵" w:hAnsi="宋体" w:hint="eastAsia"/>
           <w:sz w:val="44"/>
           <w:szCs w:val="44"/>
         </w:rPr>
@@ -185,7 +297,23 @@
           <w:sz w:val="44"/>
           <w:szCs w:val="44"/>
         </w:rPr>
-        <w:t>这些文字字字真心、句句赤诚，是成长的脚印，是时光的礼物。愿这本作文集留住岁月与感动，也愿我心怀热爱、眼有星光，在成长路上一路向阳，不负时光，不负自己，奔赴属于自己的远方。</w:t>
+        <w:t>这些文字字字真心、句句赤诚，是成长的脚印，是时光的礼物。愿这本作文集留住岁月与感动，也愿</w:t>
+      </w:r>
+      <w:r>
+        <w:rPr>
+          <w:rFonts w:ascii="树上的向日葵" w:eastAsia="树上的向日葵" w:hAnsi="宋体"/>
+          <w:sz w:val="44"/>
+          <w:szCs w:val="44"/>
+        </w:rPr>
+        <w:t>我们</w:t>
+      </w:r>
+      <w:r>
+        <w:rPr>
+          <w:rFonts w:ascii="树上的向日葵" w:eastAsia="树上的向日葵" w:hAnsi="宋体"/>
+          <w:sz w:val="44"/>
+          <w:szCs w:val="44"/>
+        </w:rPr>
+        <w:t>心怀热爱、眼有星光，在成长路上一路向阳，不负时光，不负自己，奔赴属于自己的远方。</w:t>
       </w:r>
     </w:p>
     <w:sectPr>
@@ -858,6 +986,7 @@
   <w:style w:type="character" w:default="1" w:styleId="a0">
     <w:name w:val="Default Paragraph Font"/>
     <w:uiPriority w:val="1"/>
+    <w:semiHidden/>
     <w:unhideWhenUsed/>
   </w:style>
   <w:style w:type="table" w:default="1" w:styleId="a1">
